--- a/testakten/bgb-at-altfraenkische-werkstatt/12_anfechtungserklaerung_entwurf.docx
+++ b/testakten/bgb-at-altfraenkische-werkstatt/12_anfechtungserklaerung_entwurf.docx
@@ -107,7 +107,7 @@
         <w:jc w:val="left"/>
       </w:pPr>
       <w:r>
-        <w:t>E-Mail kanzlei@torbogen-recht.example</w:t>
+        <w:t>E-Mail kanzlei@torbogen-recht.de</w:t>
       </w:r>
     </w:p>
     <w:p>
